--- a/class-toolkit/templates/year-4-ref.docx
+++ b/class-toolkit/templates/year-4-ref.docx
@@ -545,7 +545,7 @@
   <w:docDefaults>
     <w:rPrDefault>
       <w:rPr>
-        <w:rFonts w:ascii="Century Gothic" w:hAnsi="Century Gothic" w:eastAsia="Century Gothic" w:cs="Century Gothic"/>
+        <w:rFonts w:ascii="Andika" w:hAnsi="Andika" w:eastAsia="Andika" w:cs="Andika"/>
         <w:sz w:val="36"/>
         <w:szCs w:val="36"/>
         <w:lang w:val="en-US" w:eastAsia="en-US" w:bidi="ar-SA"/>
@@ -563,7 +563,7 @@
     <w:name w:val="Normal"/>
     <w:qFormat/>
     <w:rPr>
-      <w:rFonts w:ascii="Century Gothic" w:hAnsi="Century Gothic" w:eastAsia="Century Gothic" w:cs="Century Gothic"/>
+      <w:rFonts w:ascii="Andika" w:hAnsi="Andika" w:eastAsia="Andika" w:cs="Andika"/>
       <w:sz w:val="36"/>
       <w:szCs w:val="36"/>
       <w:spacing w:val="10"/>
@@ -583,7 +583,7 @@
     </w:pPr>
     <w:qFormat/>
     <w:rPr>
-      <w:rFonts w:ascii="Century Gothic" w:hAnsi="Century Gothic" w:eastAsia="Century Gothic" w:cs="Century Gothic"/>
+      <w:rFonts w:ascii="Andika" w:hAnsi="Andika" w:eastAsia="Andika" w:cs="Andika"/>
       <w:sz w:val="36"/>
       <w:szCs w:val="36"/>
       <w:spacing w:val="10"/>
@@ -595,7 +595,7 @@
     <w:next w:val="BodyText"/>
     <w:qFormat/>
     <w:rPr>
-      <w:rFonts w:ascii="Century Gothic" w:hAnsi="Century Gothic" w:eastAsia="Century Gothic" w:cs="Century Gothic"/>
+      <w:rFonts w:ascii="Andika" w:hAnsi="Andika" w:eastAsia="Andika" w:cs="Andika"/>
       <w:sz w:val="36"/>
       <w:szCs w:val="36"/>
       <w:spacing w:val="10"/>
@@ -614,7 +614,7 @@
       <w:jc w:val="left"/>
     </w:pPr>
     <w:rPr>
-      <w:rFonts w:ascii="Century Gothic" w:hAnsi="Century Gothic" w:eastAsia="Century Gothic" w:cs="Century Gothic"/>
+      <w:rFonts w:ascii="Andika" w:hAnsi="Andika" w:eastAsia="Andika" w:cs="Andika"/>
       <w:sz w:val="36"/>
       <w:szCs w:val="36"/>
       <w:spacing w:val="10"/>
@@ -632,7 +632,7 @@
       <w:jc w:val="left"/>
     </w:pPr>
     <w:rPr>
-      <w:rFonts w:ascii="Century Gothic" w:hAnsi="Century Gothic" w:eastAsia="Century Gothic" w:cs="Century Gothic"/>
+      <w:rFonts w:ascii="Andika" w:hAnsi="Andika" w:eastAsia="Andika" w:cs="Andika"/>
       <w:b/>
       <w:bCs/>
       <w:color w:val="345A8A" w:themeColor="accent1" w:themeShade="B5"/>
@@ -655,7 +655,7 @@
     <w:rPr>
       <w:sz w:val="48"/>
       <w:szCs w:val="48"/>
-      <w:rFonts w:ascii="Century Gothic" w:hAnsi="Century Gothic" w:eastAsia="Century Gothic" w:cs="Century Gothic"/>
+      <w:rFonts w:ascii="Andika" w:hAnsi="Andika" w:eastAsia="Andika" w:cs="Andika"/>
       <w:spacing w:val="10"/>
     </w:rPr>
   </w:style>
@@ -735,7 +735,7 @@
       <w:jc w:val="left"/>
     </w:pPr>
     <w:rPr>
-      <w:rFonts w:ascii="Century Gothic" w:hAnsi="Century Gothic" w:eastAsia="Century Gothic" w:cs="Century Gothic"/>
+      <w:rFonts w:ascii="Andika" w:hAnsi="Andika" w:eastAsia="Andika" w:cs="Andika"/>
       <w:b/>
       <w:bCs/>
       <w:color w:val="4F81BD" w:themeColor="accent1"/>
@@ -759,7 +759,7 @@
       <w:jc w:val="left"/>
     </w:pPr>
     <w:rPr>
-      <w:rFonts w:ascii="Century Gothic" w:hAnsi="Century Gothic" w:eastAsia="Century Gothic" w:cs="Century Gothic"/>
+      <w:rFonts w:ascii="Andika" w:hAnsi="Andika" w:eastAsia="Andika" w:cs="Andika"/>
       <w:b/>
       <w:bCs/>
       <w:color w:val="4F81BD" w:themeColor="accent1"/>
@@ -783,7 +783,7 @@
       <w:jc w:val="left"/>
     </w:pPr>
     <w:rPr>
-      <w:rFonts w:ascii="Century Gothic" w:hAnsi="Century Gothic" w:eastAsia="Century Gothic" w:cs="Century Gothic"/>
+      <w:rFonts w:ascii="Andika" w:hAnsi="Andika" w:eastAsia="Andika" w:cs="Andika"/>
       <w:b/>
       <w:bCs/>
       <w:color w:val="4F81BD" w:themeColor="accent1"/>
@@ -807,7 +807,7 @@
       <w:jc w:val="left"/>
     </w:pPr>
     <w:rPr>
-      <w:rFonts w:ascii="Century Gothic" w:hAnsi="Century Gothic" w:eastAsia="Century Gothic" w:cs="Century Gothic"/>
+      <w:rFonts w:ascii="Andika" w:hAnsi="Andika" w:eastAsia="Andika" w:cs="Andika"/>
       <w:i/>
       <w:bCs/>
       <w:color w:val="4F81BD" w:themeColor="accent1"/>
@@ -831,7 +831,7 @@
       <w:jc w:val="left"/>
     </w:pPr>
     <w:rPr>
-      <w:rFonts w:ascii="Century Gothic" w:hAnsi="Century Gothic" w:eastAsia="Century Gothic" w:cs="Century Gothic"/>
+      <w:rFonts w:ascii="Andika" w:hAnsi="Andika" w:eastAsia="Andika" w:cs="Andika"/>
       <w:iCs/>
       <w:color w:val="4F81BD" w:themeColor="accent1"/>
       <w:sz w:val="40"/>
@@ -932,7 +932,7 @@
       <w:jc w:val="left"/>
     </w:pPr>
     <w:rPr>
-      <w:rFonts w:ascii="Century Gothic" w:hAnsi="Century Gothic" w:eastAsia="Century Gothic" w:cs="Century Gothic"/>
+      <w:rFonts w:ascii="Andika" w:hAnsi="Andika" w:eastAsia="Andika" w:cs="Andika"/>
       <w:sz w:val="36"/>
       <w:szCs w:val="36"/>
       <w:spacing w:val="10"/>

--- a/class-toolkit/templates/year-4-ref.docx
+++ b/class-toolkit/templates/year-4-ref.docx
@@ -1,6 +1,6 @@
 
 <file path=word/document.xml><?xml version="1.0" encoding="utf-8"?>
-<w:document xmlns:w="http://schemas.openxmlformats.org/wordprocessingml/2006/main" xmlns:m="http://schemas.openxmlformats.org/officeDocument/2006/math" xmlns:r="http://schemas.openxmlformats.org/officeDocument/2006/relationships" xmlns:o="urn:schemas-microsoft-com:office:office" xmlns:v="urn:schemas-microsoft-com:vml" xmlns:w10="urn:schemas-microsoft-com:office:word" xmlns:a="http://schemas.openxmlformats.org/drawingml/2006/main" xmlns:pic="http://schemas.openxmlformats.org/drawingml/2006/picture" xmlns:wp="http://schemas.openxmlformats.org/drawingml/2006/wordprocessingDrawing">
+<w:document xmlns:r="http://schemas.openxmlformats.org/officeDocument/2006/relationships" xmlns:w="http://schemas.openxmlformats.org/wordprocessingml/2006/main">
   <w:body>
     <w:p>
       <w:pPr>
@@ -382,7 +382,9 @@
 </w:t>
       </w:r>
     </w:p>
-    <w:sectPr/>
+    <w:sectPr>
+      <w:pgSz w:w="11906" w:h="16838"/>
+    </w:sectPr>
   </w:body>
 </w:document>
 </file>

--- a/class-toolkit/templates/year-4-ref.docx
+++ b/class-toolkit/templates/year-4-ref.docx
@@ -384,6 +384,7 @@
     </w:p>
     <w:sectPr>
       <w:pgSz w:w="11906" w:h="16838"/>
+      <w:footerReference w:type="default" r:id="rId9"/>
     </w:sectPr>
   </w:body>
 </w:document>
@@ -391,6 +392,48 @@
 
 <file path=word/comments.xml><?xml version="1.0" encoding="utf-8"?>
 <w:comments xmlns:w="http://schemas.openxmlformats.org/wordprocessingml/2006/main" xmlns:m="http://schemas.openxmlformats.org/officeDocument/2006/math" xmlns:r="http://schemas.openxmlformats.org/officeDocument/2006/relationships" xmlns:o="urn:schemas-microsoft-com:office:office" xmlns:v="urn:schemas-microsoft-com:vml" xmlns:w10="urn:schemas-microsoft-com:office:word" xmlns:a="http://schemas.openxmlformats.org/drawingml/2006/main" xmlns:pic="http://schemas.openxmlformats.org/drawingml/2006/picture" xmlns:wp="http://schemas.openxmlformats.org/drawingml/2006/wordprocessingDrawing"/>
+</file>
+
+<file path=word/footer1.xml><?xml version="1.0" encoding="utf-8"?>
+<w:ftr xmlns:w="http://schemas.openxmlformats.org/wordprocessingml/2006/main">
+  <w:p>
+    <w:pPr>
+      <w:jc w:val="right"/>
+    </w:pPr>
+    <w:r>
+      <w:rPr>
+        <w:sz w:val="16"/>
+        <w:szCs w:val="16"/>
+        <w:color w:val="808080"/>
+      </w:rPr>
+      <w:t xml:space="preserve">Year 4 Template — Page </w:t>
+    </w:r>
+    <w:r>
+      <w:rPr>
+        <w:sz w:val="16"/>
+        <w:szCs w:val="16"/>
+        <w:color w:val="808080"/>
+      </w:rPr>
+      <w:fldChar w:fldCharType="begin"/>
+    </w:r>
+    <w:r>
+      <w:rPr>
+        <w:sz w:val="16"/>
+        <w:szCs w:val="16"/>
+        <w:color w:val="808080"/>
+      </w:rPr>
+      <w:instrText xml:space="preserve"> PAGE </w:instrText>
+    </w:r>
+    <w:r>
+      <w:rPr>
+        <w:sz w:val="16"/>
+        <w:szCs w:val="16"/>
+        <w:color w:val="808080"/>
+      </w:rPr>
+      <w:fldChar w:fldCharType="end"/>
+    </w:r>
+  </w:p>
+</w:ftr>
 </file>
 
 <file path=word/footnotes.xml><?xml version="1.0" encoding="utf-8"?>
